--- a/docx/ECO-08.docx
+++ b/docx/ECO-08.docx
@@ -15,7 +15,7 @@
         <w:pStyle w:val="Heading1"/>
       </w:pPr>
       <w:r>
-        <w:t>LEY QUE ESTABLECE EL MARCO DE REGISTRO, CONDUCTA Y PROTECCIÓN DEL USUARIO APLICABLE A LOS PROVEEDORES DE SERVICIOS DE ACTIVOS VIRTUALES</w:t>
+        <w:t>LEY QUE ESTABLECE EL RÉGIMEN DE REGISTRO, CONDUCTA, CUSTODIA Y PROTECCIÓN DEL USUARIO APLICABLE A LOS PROVEEDORES DE SERVICIOS DE ACTIVOS VIRTUALES Y MODIFICA LA LEY 26702</w:t>
       </w:r>
     </w:p>
     <w:p>
@@ -44,7 +44,7 @@
         <w:rPr>
           <w:b/>
         </w:rPr>
-        <w:t>LEY QUE ESTABLECE EL MARCO DE REGISTRO, CONDUCTA Y PROTECCIÓN DEL USUARIO APLICABLE A LOS PROVEEDORES DE SERVICIOS DE ACTIVOS VIRTUALES</w:t>
+        <w:t>LEY QUE ESTABLECE EL RÉGIMEN DE REGISTRO, CONDUCTA, CUSTODIA Y PROTECCIÓN DEL USUARIO APLICABLE A LOS PROVEEDORES DE SERVICIOS DE ACTIVOS VIRTUALES Y MODIFICA LA LEY 26702</w:t>
       </w:r>
     </w:p>
     <w:p>
@@ -55,11 +55,11 @@
         <w:rPr>
           <w:b/>
         </w:rPr>
-        <w:t>Artículo 1. Objeto</w:t>
+        <w:t>Artículo 1. Objeto y ámbito</w:t>
         <w:br/>
       </w:r>
       <w:r>
-        <w:t>La presente ley tiene por objeto establecer el régimen de registro, conducta de mercado, custodia y protección del usuario aplicable a los proveedores de servicios de activos virtuales que operan en el país o se dirigen a usuarios en el país.</w:t>
+        <w:t>La presente ley tiene por objeto establecer el régimen de registro, conducta de mercado, custodia y protección del usuario aplicable a los proveedores de servicios de activos virtuales que operan en el país o que dirigen sus servicios a usuarios en el país.</w:t>
       </w:r>
     </w:p>
     <w:p>
@@ -74,7 +74,11 @@
         <w:br/>
       </w:r>
       <w:r>
-        <w:t>Para efectos de la presente ley, se entiende por activo virtual la representación digital de valor que puede ser comercializada o transferida digitalmente y utilizada con fines de pago o inversión, excluyendo las representaciones digitales de moneda de curso legal y de valores mobiliarios, que se rigen por sus normas especiales. Se entiende por proveedor de servicios de activos virtuales (PSAV) a la persona que, como negocio, realiza actividades de intercambio, transferencia, custodia o administración de activos virtuales, o servicios financieros vinculados a su oferta, conforme a la definición recogida en la normativa de prevención de LA/FT vigente.</w:t>
+        <w:t>2.1 Activo virtual es la representación digital de valor que puede ser comercializada o transferida digitalmente y utilizada con fines de pago o inversión. Se incluyen los activos virtuales que pretenden mantener un valor estable por referencia a una o varias monedas o activos (activos virtuales referenciados), respecto de los cuales la SBS puede establecer requisitos adicionales de reserva y redención para su oferta en el país. Se excluyen el dinero electrónico regulado por la Ley 29985, las monedas digitales emitidas por bancos centrales y los valores mobiliarios.</w:t>
+        <w:br/>
+        <w:t>2.2 Proveedor de servicios de activos virtuales (PSAV) es la persona jurídica que, como negocio y por cuenta de terceros, realiza una o más de las siguientes actividades: a) intercambio entre activos virtuales y monedas; b) intercambio entre activos virtuales; c) transferencia de activos virtuales; d) custodia o administración de activos virtuales o de instrumentos que permitan su control; e) servicios financieros vinculados a la oferta o venta de activos virtuales.</w:t>
+        <w:br/>
+        <w:t>2.3 Se presume que tiene la calidad de valor mobiliario el activo virtual que otorga derechos de participación en utilidades, de crédito o de voto respecto de un emisor identificable.</w:t>
       </w:r>
     </w:p>
     <w:p>
@@ -89,7 +93,9 @@
         <w:br/>
       </w:r>
       <w:r>
-        <w:t>Los PSAV deben inscribirse en un registro a cargo de la SBS como condición para operar. La inscripción exige acreditar constitución como persona jurídica domiciliada o sucursal, idoneidad de accionistas y directores, sistemas de gestión de riesgos y de seguridad de la información, y cumplimiento del régimen de prevención de LA/FT. La SBS puede denegar, suspender o cancelar la inscripción.</w:t>
+        <w:t>3.1 Los PSAV se inscriben en un registro a cargo de la SBS como condición para operar. La inscripción exige acreditar constitución como persona jurídica domiciliada o sucursal; idoneidad de accionistas, directores y gerentes, incluida la identificación de beneficiarios finales conforme al Decreto Legislativo 1372 y la ausencia de condenas por los delitos previstos en el Decreto Legislativo 1106 y en la Ley 30096; sistemas de gestión de riesgos, de seguridad de la información y ciberseguridad; y el cumplimiento del régimen de prevención de LA/FT. La SBS puede denegar, suspender o cancelar la inscripción.</w:t>
+        <w:br/>
+        <w:t>3.2 La SBS publica la relación de PSAV inscritos y alertas sobre los no inscritos que dirigen sus servicios a usuarios en el país. Las empresas del sistema financiero y las emisoras de dinero electrónico no prestan servicios de recaudación ni de cuentas a dichos PSAV no inscritos.</w:t>
       </w:r>
     </w:p>
     <w:p>
@@ -100,11 +106,11 @@
         <w:rPr>
           <w:b/>
         </w:rPr>
-        <w:t>Artículo 4. Custodia y segregación</w:t>
+        <w:t>Artículo 4. Regla de viaje y debida diligencia</w:t>
         <w:br/>
       </w:r>
       <w:r>
-        <w:t>Los activos virtuales y fondos en moneda de curso legal de los clientes constituyen patrimonio separado del PSAV, no forman parte de su masa concursal y no pueden ser utilizados por este para fines propios sin autorización expresa del cliente. El PSAV mantiene registros que permitan identificar en todo momento los activos de cada cliente.</w:t>
+        <w:t>Los PSAV obtienen, conservan y transmiten de forma segura la información del originante y del beneficiario de las transferencias de activos virtuales, conforme a las Recomendaciones 15 y 16 del Grupo de Acción Financiera Internacional y a la regulación de la SBS, y aplican debida diligencia reforzada a las transferencias con billeteras no alojadas y con PSAV no registrados en jurisdicción alguna.</w:t>
       </w:r>
     </w:p>
     <w:p>
@@ -115,7 +121,28 @@
         <w:rPr>
           <w:b/>
         </w:rPr>
-        <w:t>Artículo 5. Requisitos prudenciales</w:t>
+        <w:t>Artículo 5. Custodia y segregación</w:t>
+        <w:br/>
+      </w:r>
+      <w:r>
+        <w:t>5.1 Por excepción a lo dispuesto en la Ley 27809, Ley General del Sistema Concursal, los activos virtuales y fondos de los clientes constituyen patrimonio separado del PSAV, no integran su masa concursal ni pueden ser objeto de medidas cautelares por obligaciones del PSAV. En caso de liquidación, se restituyen a los clientes con preferencia a cualquier otro acreedor.</w:t>
+        <w:br/>
+        <w:t>5.2 El PSAV no puede utilizar los activos de los clientes para fines propios sin su autorización expresa y mantiene registros que permitan identificar en todo momento los activos de cada cliente.</w:t>
+        <w:br/>
+        <w:t>5.3 Los fondos en moneda de curso legal de los clientes se mantienen en cuentas en empresas del sistema financiero a nombre del PSAV por cuenta de sus clientes, y no constituyen captación de recursos del público en los términos del artículo 11 de la Ley 26702.</w:t>
+        <w:br/>
+        <w:t>5.4 Los PSAV que custodien activos virtuales aplican controles de gestión de claves criptográficas que impidan el control unilateral por una sola persona, mantienen la mayor parte de los activos en almacenamiento desconectado según la regulación de la SBS y acreditan trimestralmente, mediante auditor independiente, la correspondencia entre los activos custodiados y las posiciones de sus clientes. Los incidentes de seguridad se notifican a la SBS conforme a la normativa general de notificación de incidentes.</w:t>
+      </w:r>
+    </w:p>
+    <w:p>
+      <w:pPr>
+        <w:jc w:val="both"/>
+      </w:pPr>
+      <w:r>
+        <w:rPr>
+          <w:b/>
+        </w:rPr>
+        <w:t>Artículo 6. Requisitos prudenciales</w:t>
         <w:br/>
       </w:r>
       <w:r>
@@ -130,26 +157,13 @@
         <w:rPr>
           <w:b/>
         </w:rPr>
-        <w:t>Artículo 6. Información al usuario</w:t>
+        <w:t>Artículo 7. Información al usuario y publicidad</w:t>
         <w:br/>
       </w:r>
       <w:r>
-        <w:t>Antes de contratar, el PSAV informa de manera clara y destacada: que los activos virtuales no son moneda de curso legal ni están cubiertos por el Fondo de Seguro de Depósitos; los riesgos de pérdida total; las comisiones totales; y los conflictos de interés. Esta información se proporciona en un formato estandarizado aprobado por la SBS.</w:t>
-      </w:r>
-    </w:p>
-    <w:p>
-      <w:pPr>
-        <w:jc w:val="both"/>
-      </w:pPr>
-      <w:r>
-        <w:rPr>
-          <w:b/>
-        </w:rPr>
-        <w:t>Artículo 7. Publicidad</w:t>
+        <w:t>7.1 Antes de contratar, el PSAV informa de manera clara y destacada, en el formato estandarizado que apruebe la SBS: que los activos virtuales no son moneda de curso legal ni están cubiertos por el Fondo de Seguro de Depósitos; los riesgos de pérdida total; las comisiones totales; y los conflictos de interés.</w:t>
         <w:br/>
-      </w:r>
-      <w:r>
-        <w:t>La publicidad de servicios de activos virtuales debe ser veraz, incluir advertencias de riesgo y no presentar rentabilidades garantizadas. El INDECOPI fiscaliza la publicidad conforme al Código de Protección y Defensa del Consumidor y el Decreto Legislativo 1044, en coordinación con la SBS.</w:t>
+        <w:t>7.2 La publicidad de servicios de activos virtuales es veraz, incluye advertencias de riesgo y no presenta rentabilidades garantizadas. El INDECOPI la fiscaliza conforme a la Ley 29571, Código de Protección y Defensa del Consumidor, y al Decreto Legislativo 1044, en coordinación con la SBS. La oferta publicitaria dirigida al público peruano por PSAV no inscritos constituye infracción sancionable por el INDECOPI.</w:t>
       </w:r>
     </w:p>
     <w:p>
@@ -164,7 +178,7 @@
         <w:br/>
       </w:r>
       <w:r>
-        <w:t>Cuando un activo virtual tenga características de valor mobiliario, se rige por la normativa del mercado de valores bajo competencia de la Superintendencia del Mercado de Valores. La SBS y la SMV establecen mediante convenio criterios comunes de calificación.</w:t>
+        <w:t>Cuando un activo virtual tenga la calidad de valor mobiliario, se rige por la normativa del mercado de valores bajo competencia de la Superintendencia del Mercado de Valores. La SBS y la SMV establecen criterios comunes de calificación, sin que un mismo hecho sea sancionado por ambas.</w:t>
       </w:r>
     </w:p>
     <w:p>
@@ -179,7 +193,11 @@
         <w:br/>
       </w:r>
       <w:r>
-        <w:t>El incumplimiento de la presente ley constituye infracción sancionable por la SBS conforme a su régimen sancionador, sin perjuicio de las competencias del INDECOPI y de la UIF-Perú.</w:t>
+        <w:t>9.1 Constituyen infracciones: a) operar sin inscripción en el registro, muy grave; b) utilizar activos de clientes para fines propios sin autorización expresa o incumplir la segregación, muy grave; c) incumplir la regla de viaje del artículo 4, grave; d) no mantener registros que identifiquen los activos de cada cliente o no acreditar la verificación de reservas, grave; e) incumplir los requisitos prudenciales o de seguridad de la custodia, grave; f) omitir la información precontractual estandarizada, leve.</w:t>
+        <w:br/>
+        <w:t>9.2 Las sanciones son amonestación, multa de hasta 1000 UIT, suspensión y cancelación de la inscripción.</w:t>
+        <w:br/>
+        <w:t>9.3 La SBS especifica las conductas y gradúa las sanciones dentro del marco de este artículo, conforme a los principios del Texto Único Ordenado de la Ley 27444, aprobado por Decreto Supremo 006-2026-JUS, sin perjuicio de las competencias del INDECOPI y de la UIF-Perú.</w:t>
       </w:r>
     </w:p>
     <w:p>
@@ -190,11 +208,30 @@
         <w:rPr>
           <w:b/>
         </w:rPr>
-        <w:t>Artículo 10. Financiamiento</w:t>
+        <w:t>Artículo 10. Incorporación del artículo 349-B en la Ley 26702</w:t>
         <w:br/>
       </w:r>
       <w:r>
-        <w:t>La implementación de la presente ley se financia con cargo al presupuesto institucional de la SBS, sin demandar recursos adicionales al Tesoro Público.</w:t>
+        <w:t>Se incorpora el artículo 349-B en la Ley 26702, Ley General del Sistema Financiero y del Sistema de Seguros y Orgánica de la Superintendencia de Banca y Seguros, en los siguientes términos:</w:t>
+        <w:br/>
+        <w:t>«Artículo 349-B. Proveedores de servicios de activos virtuales</w:t>
+        <w:br/>
+        <w:t>La Superintendencia registra, regula, supervisa y sanciona a los proveedores de servicios de activos virtuales conforme a la ley de la materia, sin que ello les otorgue la condición de empresas del sistema financiero ni los autorice a captar recursos del público.»</w:t>
+      </w:r>
+    </w:p>
+    <w:p>
+      <w:pPr>
+        <w:jc w:val="both"/>
+      </w:pPr>
+      <w:r>
+        <w:rPr>
+          <w:b/>
+        </w:rPr>
+        <w:t>Artículo 11. Financiamiento</w:t>
+        <w:br/>
+      </w:r>
+      <w:r>
+        <w:t>La implementación de la presente ley se financia con cargo al presupuesto institucional de la SBS, que puede incluir contribuciones de los PSAV inscritos conforme a su régimen, sin demandar recursos del Tesoro Público.</w:t>
       </w:r>
     </w:p>
     <w:p>
@@ -209,7 +246,7 @@
         <w:br/>
       </w:r>
       <w:r>
-        <w:t>La SBS reglamenta la presente ley en un plazo de ciento ochenta días hábiles.</w:t>
+        <w:t>Normas complementarias. La SBS, en ejercicio de su autonomía, dicta las normas complementarias necesarias para la aplicación de la presente ley en el plazo de ciento ochenta días hábiles contados desde su entrada en vigor.</w:t>
       </w:r>
     </w:p>
     <w:p>
@@ -224,7 +261,7 @@
         <w:br/>
       </w:r>
       <w:r>
-        <w:t>Los PSAV que a la entrada en vigencia de la presente ley se encuentren operando tienen un plazo de doce meses desde la publicación del reglamento para inscribirse en el registro.</w:t>
+        <w:t>Moneda de curso legal. Nada de lo dispuesto en la presente ley otorga a los activos virtuales la calidad de moneda de curso legal ni modifica las atribuciones del Banco Central de Reserva del Perú.</w:t>
       </w:r>
     </w:p>
     <w:p>
@@ -239,7 +276,22 @@
         <w:br/>
       </w:r>
       <w:r>
-        <w:t>Nada de lo dispuesto en la presente ley otorga a los activos virtuales la calidad de moneda de curso legal ni modifica las atribuciones del Banco Central de Reserva del Perú.</w:t>
+        <w:t>Naturaleza orgánica. El artículo 10 de la presente ley modifica la Ley Orgánica de la Superintendencia de Banca, Seguros y AFP y se aprueba conforme al artículo 106 de la Constitución.</w:t>
+      </w:r>
+    </w:p>
+    <w:p>
+      <w:pPr>
+        <w:jc w:val="both"/>
+      </w:pPr>
+      <w:r>
+        <w:rPr>
+          <w:b/>
+        </w:rPr>
+        <w:t>Única. Disposición Complementaria Transitoria</w:t>
+        <w:br/>
+      </w:r>
+      <w:r>
+        <w:t>Adecuación. Los PSAV que a la entrada en vigor de la presente ley se encuentren operando tienen un plazo de doce meses desde la publicación de las normas complementarias para inscribirse en el registro.</w:t>
       </w:r>
     </w:p>
     <w:p>
@@ -273,7 +325,7 @@
         <w:jc w:val="both"/>
       </w:pPr>
       <w:r>
-        <w:t>El Decreto Supremo 006-2023-JUS incorporó a los proveedores de servicios de activos virtuales (PSAV) como sujetos obligados a informar a la UIF-Perú, y la Resolución SBS 02648-2024 aprobó la norma de prevención del lavado de activos y del financiamiento del terrorismo aplicable a ellos. Según comentaristas especializados, esta norma no regula la tecnología subyacente ni la conducta de mercado frente al usuario: su finalidad es la prevención de delitos financieros. En consecuencia, no existe un régimen legal que exija a los PSAV custodiar y segregar los activos de sus clientes, mantener capital mínimo o informar de manera estandarizada sobre riesgos, comisiones y conflictos de interés. Cuando una plataforma quiebra o sufre un incidente, los usuarios carecen de reglas claras sobre la propiedad de sus activos. Tampoco existen reglas específicas de publicidad de activos virtuales, frecuentemente orientada a pequeños ahorristas. La Unión Europea (Reglamento MiCA), Brasil (Ley 14.478/2022) y Chile (Ley 21.521) ya cuentan con marcos legales que van más allá de la prevención de lavado de activos. Los activos virtuales no son moneda de curso legal en el Perú y esta ley no lo modifica.</w:t>
+        <w:t>El Decreto Supremo 006-2023-JUS incorporó a los proveedores de servicios de activos virtuales (PSAV) como sujetos obligados a informar a la UIF-Perú, y la Resolución SBS 02648-2024 aprobó la norma de prevención del lavado de activos y del financiamiento del terrorismo aplicable a ellos. Según comentaristas especializados, esta norma no regula la tecnología subyacente ni la conducta de mercado frente al usuario: su finalidad es la prevención de delitos financieros. En consecuencia, no existe un régimen legal que exija a los PSAV custodiar y segregar los activos de sus clientes, mantener capital mínimo o informar de manera estandarizada sobre riesgos, comisiones y conflictos de interés. Cuando una plataforma quiebra o sufre un incidente, los usuarios carecen de reglas claras sobre la propiedad de sus activos. Tampoco existen reglas específicas de publicidad de activos virtuales, frecuentemente orientada a pequeños ahorristas. La Unión Europea (Reglamento MiCA), Brasil (Ley 14.478/2022) y Chile (Ley 21.521) ya cuentan con marcos legales que van más allá de la prevención de lavado de activos. Además, la ley no cuenta con un mecanismo para exigir el registro a plataformas extranjeras que se dirigen a usuarios peruanos, lo que coloca en desventaja a los operadores locales, y la regla de viaje del GAFI (Recomendación 16) carece de base legal expresa. Los activos virtuales no son moneda de curso legal en el Perú y esta ley no lo modifica.</w:t>
       </w:r>
     </w:p>
     <w:p>
@@ -289,7 +341,7 @@
         <w:jc w:val="both"/>
       </w:pPr>
       <w:r>
-        <w:t>Establecer un régimen legal de registro, conducta de mercado y protección del usuario para los PSAV, complementario al régimen de prevención de LA/FT.</w:t>
+        <w:t>Establecer un régimen legal de registro, conducta de mercado, custodia y protección del usuario para los PSAV, complementario al régimen de prevención de LA/FT, y atribuir a la SBS las competencias correspondientes mediante la modificación de su ley orgánica.</w:t>
       </w:r>
     </w:p>
     <w:p>
@@ -305,7 +357,7 @@
         <w:jc w:val="both"/>
       </w:pPr>
       <w:r>
-        <w:t>No genera gasto público; la SBS financia la supervisión con contribuciones de supervisados, pudiendo incluir a los PSAV registrados. Los costos de cumplimiento (capital, custodia, auditoría) recaen en los PSAV y pueden reducir el número de operadores pequeños, efecto aceptable frente al beneficio de proteger el patrimonio de los usuarios en caso de quiebra o fraude interno. La ley reduce la incertidumbre jurídica para operadores serios y facilita su relación con bancos, que hoy enfrentan riesgos reputacionales. Se evita sobrerregulación al excluir valores mobiliarios y moneda de curso legal.</w:t>
+        <w:t>No genera gasto público; la SBS financia la supervisión con contribuciones de supervisados, que puede incluir a los PSAV inscritos. Los costos de cumplimiento (capital, custodia multifirma, auditoría de reservas, soluciones de regla de viaje y monitoreo de cadenas) recaen en los PSAV y pueden reducir el número de operadores pequeños, efecto aceptable frente al riesgo de LA/FT y de pérdida de fondos de usuarios. La excepción expresa al régimen concursal y la verificación de reservas protegen el patrimonio de los usuarios. El control financiero sobre PSAV extranjeros no inscritos evita el bloqueo de sitios y nivela la competencia. Se evita sobrerregulación al excluir valores mobiliarios, dinero electrónico y moneda de curso legal.</w:t>
       </w:r>
     </w:p>
     <w:p>
@@ -321,7 +373,7 @@
         <w:jc w:val="both"/>
       </w:pPr>
       <w:r>
-        <w:t>Complementa el Decreto Supremo 006-2023-JUS y la Resolución SBS 02648-2024, el Código de Protección y Defensa del Consumidor y el Decreto Legislativo 1044. No deroga normas.</w:t>
+        <w:t>Modifica la Ley 26702: incorpora el artículo 349-B (requiere votación de ley orgánica, art. 106 de la Constitución; si no se aprueba la propuesta ECO-06, se renumera como 349-A). Establece una excepción expresa a la Ley 27809, Ley General del Sistema Concursal, sin modificar su texto. Complementa la Ley 29038, el Decreto Supremo 006-2023-JUS, la Resolución SBS 02648-2024, la Ley 29571, el Decreto Legislativo 1044, el Decreto Legislativo 1372 y la Ley 29985. No deroga normas.</w:t>
       </w:r>
     </w:p>
     <w:p>
@@ -337,7 +389,7 @@
         <w:jc w:val="both"/>
       </w:pPr>
       <w:r>
-        <w:t>Por verificar en SPLEY.</w:t>
+        <w:t>Según la revisión normativa (SPLEY): Proyecto 01042/2021-CR, Ley Marco de Comercialización de Criptoactivos (en comisión); Proyecto 14746/2025-CR, sistema nacional de billeteras electrónicas para custodia e inmovilización de criptoactivos vinculados a delitos (en comisión).</w:t>
       </w:r>
     </w:p>
     <w:p>
@@ -354,6 +406,174 @@
       </w:pPr>
       <w:r>
         <w:t>Al 2031, registro público de PSAV de la SBS operativo, con 100% de los PSAV registrados aplicando segregación de activos de clientes verificada por la SBS.</w:t>
+      </w:r>
+    </w:p>
+    <w:p>
+      <w:pPr>
+        <w:pStyle w:val="Heading2"/>
+      </w:pPr>
+      <w:r>
+        <w:t>Normas que modifica y entidades implicadas</w:t>
+      </w:r>
+    </w:p>
+    <w:p>
+      <w:pPr>
+        <w:pStyle w:val="ListBullet"/>
+      </w:pPr>
+      <w:r>
+        <w:t>Ley 26702 (Orgánica de la SBS), art. 349-B — incorpora</w:t>
+      </w:r>
+    </w:p>
+    <w:p>
+      <w:pPr>
+        <w:pStyle w:val="ListBullet"/>
+      </w:pPr>
+      <w:r>
+        <w:t>Ley 26702, art. 11 (concordancia: no captación) — complementa</w:t>
+      </w:r>
+    </w:p>
+    <w:p>
+      <w:pPr>
+        <w:pStyle w:val="ListBullet"/>
+      </w:pPr>
+      <w:r>
+        <w:t>Ley 27809, Ley General del Sistema Concursal, patrimonio concursal (excepción expresa) — complementa</w:t>
+      </w:r>
+    </w:p>
+    <w:p>
+      <w:pPr>
+        <w:pStyle w:val="ListBullet"/>
+      </w:pPr>
+      <w:r>
+        <w:t>Decreto Supremo 006-2023-JUS y Resolución SBS 02648-2024, régimen LA/FT de PSAV — complementa</w:t>
+      </w:r>
+    </w:p>
+    <w:p>
+      <w:pPr>
+        <w:pStyle w:val="ListBullet"/>
+      </w:pPr>
+      <w:r>
+        <w:t>Ley 29571 y Decreto Legislativo 1044, publicidad — complementa</w:t>
+      </w:r>
+    </w:p>
+    <w:p>
+      <w:pPr>
+        <w:pStyle w:val="ListBullet"/>
+      </w:pPr>
+      <w:r>
+        <w:t>SBS (rectora): Administra el registro habilitante (art. 3), fija requisitos prudenciales y de custodia (arts. 5-6), sanciona (art. 9) y dicta normas complementarias (DCF Primera).</w:t>
+      </w:r>
+    </w:p>
+    <w:p>
+      <w:pPr>
+        <w:pStyle w:val="ListBullet"/>
+      </w:pPr>
+      <w:r>
+        <w:t>UIF-Perú (supervisora): Supervisa LA/FT y la regla de viaje (art. 4).</w:t>
+      </w:r>
+    </w:p>
+    <w:p>
+      <w:pPr>
+        <w:pStyle w:val="ListBullet"/>
+      </w:pPr>
+      <w:r>
+        <w:t>SMV (supervisora): Competente sobre activos virtuales con calidad de valor mobiliario (art. 8).</w:t>
+      </w:r>
+    </w:p>
+    <w:p>
+      <w:pPr>
+        <w:pStyle w:val="ListBullet"/>
+      </w:pPr>
+      <w:r>
+        <w:t>INDECOPI (sancionadora): Fiscaliza publicidad, incluida la de PSAV no inscritos (art. 7.2).</w:t>
+      </w:r>
+    </w:p>
+    <w:p>
+      <w:pPr>
+        <w:pStyle w:val="ListBullet"/>
+      </w:pPr>
+      <w:r>
+        <w:t>BCRP (consultiva): Mantiene sus atribuciones monetarias (DCF Segunda).</w:t>
+      </w:r>
+    </w:p>
+    <w:p>
+      <w:pPr>
+        <w:pStyle w:val="Heading2"/>
+      </w:pPr>
+      <w:r>
+        <w:t>Impacto económico estimado (referencial)</w:t>
+      </w:r>
+    </w:p>
+    <w:p>
+      <w:pPr>
+        <w:pStyle w:val="ListBullet"/>
+      </w:pPr>
+      <w:r>
+        <w:t>Tipo: neutro</w:t>
+      </w:r>
+    </w:p>
+    <w:p>
+      <w:pPr>
+        <w:pStyle w:val="ListBullet"/>
+      </w:pPr>
+      <w:r>
+        <w:t>Costo para el Estado: S/ 0 para el Tesoro</w:t>
+      </w:r>
+    </w:p>
+    <w:p>
+      <w:pPr>
+        <w:pStyle w:val="ListBullet"/>
+      </w:pPr>
+      <w:r>
+        <w:t>Financiamiento: Presupuesto institucional de la SBS (contribuciones), sin recursos del Tesoro.</w:t>
+      </w:r>
+    </w:p>
+    <w:p>
+      <w:pPr>
+        <w:pStyle w:val="ListBullet"/>
+      </w:pPr>
+      <w:r>
+        <w:t>Supuestos: La SBS se financia con contribuciones de supervisados y puede extenderlas a los PSAV inscritos; registro y supervisión integrados a su estructura existente.</w:t>
+      </w:r>
+    </w:p>
+    <w:p>
+      <w:pPr>
+        <w:pStyle w:val="ListBullet"/>
+      </w:pPr>
+      <w:r>
+        <w:t>Beneficio para el Estado: Mejor cumplimiento de estándares GAFI (Recomendaciones 15 y 16) ante la evaluación del GAFILAT; trazabilidad de flujos.</w:t>
+      </w:r>
+    </w:p>
+    <w:p>
+      <w:pPr>
+        <w:pStyle w:val="ListBullet"/>
+      </w:pPr>
+      <w:r>
+        <w:t>Beneficio para la sociedad: Protección del patrimonio de usuarios ante quiebra o sustracción; información de riesgos. No cuantificable con información pública.</w:t>
+      </w:r>
+    </w:p>
+    <w:p>
+      <w:pPr>
+        <w:pStyle w:val="ListBullet"/>
+      </w:pPr>
+      <w:r>
+        <w:t>Inversión privada: Seguridad jurídica para operadores serios y su relación con bancos; monto no estimable.</w:t>
+      </w:r>
+    </w:p>
+    <w:p>
+      <w:pPr>
+        <w:pStyle w:val="ListBullet"/>
+      </w:pPr>
+      <w:r>
+        <w:t>Costo para privados: Capital mínimo, custodia multifirma y almacenamiento desconectado, auditorías trimestrales de reservas, herramientas de regla de viaje y análisis de cadenas.</w:t>
+      </w:r>
+    </w:p>
+    <w:p>
+      <w:pPr>
+        <w:pStyle w:val="ListBullet"/>
+      </w:pPr>
+      <w:r>
+        <w:t>Riesgos: Migración de usuarios a plataformas no inscritas fuera del alcance financiero; costos que excluyan a operadores pequeños; arbitraje regulatorio entre SBS y SMV.</w:t>
       </w:r>
     </w:p>
     <w:p>
@@ -399,6 +619,30 @@
       </w:pPr>
       <w:r>
         <w:t>Ley 29571, Código de Protección y Defensa del Consumidor — https://www.leyes.congreso.gob.pe/Documentos/Leyes/29571.pdf</w:t>
+      </w:r>
+    </w:p>
+    <w:p>
+      <w:pPr>
+        <w:pStyle w:val="ListBullet"/>
+      </w:pPr>
+      <w:r>
+        <w:t>Ley 26702, Ley General del Sistema Financiero y Orgánica de la SBS — https://www.leyes.congreso.gob.pe/Documentos/Leyes/26702.pdf</w:t>
+      </w:r>
+    </w:p>
+    <w:p>
+      <w:pPr>
+        <w:pStyle w:val="ListBullet"/>
+      </w:pPr>
+      <w:r>
+        <w:t>Ley 27809, Ley General del Sistema Concursal — https://www.leyes.congreso.gob.pe/Documentos/Leyes/27809.pdf</w:t>
+      </w:r>
+    </w:p>
+    <w:p>
+      <w:pPr>
+        <w:pStyle w:val="ListBullet"/>
+      </w:pPr>
+      <w:r>
+        <w:t>Ley 29038, Ley que incorpora la UIF-Perú a la SBS — https://www.leyes.congreso.gob.pe/Documentos/Leyes/29038.pdf</w:t>
       </w:r>
     </w:p>
     <w:p>
